--- a/CPU Design/L1AluDesign.docx
+++ b/CPU Design/L1AluDesign.docx
@@ -63,7 +63,7 @@
                     <v:path arrowok="t"/>
                   </v:shape>
                 </v:group>
-                <v:rect id="_x0000_s1039" style="position:absolute;left:1800;top:1440;width:8638;height:551;mso-width-percent:1000;mso-position-horizontal:center;mso-position-horizontal-relative:margin;mso-position-vertical:top;mso-position-vertical-relative:margin;mso-width-percent:1000;mso-width-relative:margin;mso-height-relative:margin" filled="f" stroked="f">
+                <v:rect id="_x0000_s1039" style="position:absolute;left:1800;top:1440;width:8638;height:736;mso-width-percent:1000;mso-position-horizontal:center;mso-position-horizontal-relative:margin;mso-position-vertical:top;mso-position-vertical-relative:margin;mso-width-percent:1000;mso-width-relative:margin;mso-height-relative:margin" filled="f" stroked="f">
                   <v:textbox style="mso-next-textbox:#_x0000_s1039;mso-fit-shape-to-text:t">
                     <w:txbxContent>
                       <w:p>
@@ -810,6 +810,219 @@
               </w:p>
             </w:tc>
           </w:tr>
+          <w:tr>
+            <w:tc>
+              <w:tcPr>
+                <w:tcW w:w="1384" w:type="dxa"/>
+              </w:tcPr>
+              <w:p>
+                <w:pPr>
+                  <w:rPr>
+                    <w:rFonts w:cstheme="minorHAnsi"/>
+                  </w:rPr>
+                </w:pPr>
+                <w:r>
+                  <w:rPr>
+                    <w:rFonts w:cstheme="minorHAnsi"/>
+                  </w:rPr>
+                  <w:t>30 Jun 2026</w:t>
+                </w:r>
+              </w:p>
+            </w:tc>
+            <w:tc>
+              <w:tcPr>
+                <w:tcW w:w="7858" w:type="dxa"/>
+              </w:tcPr>
+              <w:p>
+                <w:pPr>
+                  <w:rPr>
+                    <w:rFonts w:cstheme="minorHAnsi"/>
+                  </w:rPr>
+                </w:pPr>
+                <w:r>
+                  <w:rPr>
+                    <w:rFonts w:cstheme="minorHAnsi"/>
+                  </w:rPr>
+                  <w:t xml:space="preserve">Removed READ and WRITE from </w:t>
+                </w:r>
+                <w:r>
+                  <w:rPr>
+                    <w:rFonts w:cstheme="minorHAnsi"/>
+                  </w:rPr>
+                  <w:fldChar w:fldCharType="begin"/>
+                </w:r>
+                <w:r>
+                  <w:rPr>
+                    <w:rFonts w:cstheme="minorHAnsi"/>
+                  </w:rPr>
+                  <w:instrText xml:space="preserve"> REF _Ref232762527 \h </w:instrText>
+                </w:r>
+                <w:r>
+                  <w:rPr>
+                    <w:rFonts w:cstheme="minorHAnsi"/>
+                  </w:rPr>
+                  <w:fldChar w:fldCharType="separate"/>
+                </w:r>
+                <w:r>
+                  <w:t xml:space="preserve">Figure </w:t>
+                </w:r>
+                <w:r>
+                  <w:rPr>
+                    <w:noProof/>
+                  </w:rPr>
+                  <w:t>2</w:t>
+                </w:r>
+                <w:r>
+                  <w:rPr>
+                    <w:rFonts w:cstheme="minorHAnsi"/>
+                  </w:rPr>
+                  <w:fldChar w:fldCharType="end"/>
+                </w:r>
+              </w:p>
+              <w:p>
+                <w:pPr>
+                  <w:rPr>
+                    <w:rFonts w:cstheme="minorHAnsi"/>
+                  </w:rPr>
+                </w:pPr>
+                <w:r>
+                  <w:rPr>
+                    <w:rFonts w:cstheme="minorHAnsi"/>
+                  </w:rPr>
+                  <w:t xml:space="preserve">Removed READ and WRITE from </w:t>
+                </w:r>
+                <w:r>
+                  <w:rPr>
+                    <w:rFonts w:cstheme="minorHAnsi"/>
+                  </w:rPr>
+                  <w:fldChar w:fldCharType="begin"/>
+                </w:r>
+                <w:r>
+                  <w:rPr>
+                    <w:rFonts w:cstheme="minorHAnsi"/>
+                  </w:rPr>
+                  <w:instrText xml:space="preserve"> REF _Ref232761378 \h </w:instrText>
+                </w:r>
+                <w:r>
+                  <w:rPr>
+                    <w:rFonts w:cstheme="minorHAnsi"/>
+                  </w:rPr>
+                  <w:fldChar w:fldCharType="separate"/>
+                </w:r>
+                <w:r>
+                  <w:t xml:space="preserve">Table </w:t>
+                </w:r>
+                <w:r>
+                  <w:rPr>
+                    <w:noProof/>
+                  </w:rPr>
+                  <w:t>1</w:t>
+                </w:r>
+                <w:r>
+                  <w:rPr>
+                    <w:rFonts w:cstheme="minorHAnsi"/>
+                  </w:rPr>
+                  <w:fldChar w:fldCharType="end"/>
+                </w:r>
+              </w:p>
+              <w:p>
+                <w:pPr>
+                  <w:rPr>
+                    <w:rFonts w:cstheme="minorHAnsi"/>
+                  </w:rPr>
+                </w:pPr>
+                <w:r>
+                  <w:rPr>
+                    <w:rFonts w:cstheme="minorHAnsi"/>
+                  </w:rPr>
+                  <w:t xml:space="preserve">Removed WRITE from </w:t>
+                </w:r>
+                <w:r>
+                  <w:rPr>
+                    <w:rFonts w:cstheme="minorHAnsi"/>
+                  </w:rPr>
+                  <w:fldChar w:fldCharType="begin"/>
+                </w:r>
+                <w:r>
+                  <w:rPr>
+                    <w:rFonts w:cstheme="minorHAnsi"/>
+                  </w:rPr>
+                  <w:instrText xml:space="preserve"> REF _Ref232778094 \r \h </w:instrText>
+                </w:r>
+                <w:r>
+                  <w:rPr>
+                    <w:rFonts w:cstheme="minorHAnsi"/>
+                  </w:rPr>
+                </w:r>
+                <w:r>
+                  <w:rPr>
+                    <w:rFonts w:cstheme="minorHAnsi"/>
+                  </w:rPr>
+                  <w:fldChar w:fldCharType="separate"/>
+                </w:r>
+                <w:r>
+                  <w:rPr>
+                    <w:rFonts w:cstheme="minorHAnsi"/>
+                  </w:rPr>
+                  <w:t>3.7</w:t>
+                </w:r>
+                <w:r>
+                  <w:rPr>
+                    <w:rFonts w:cstheme="minorHAnsi"/>
+                  </w:rPr>
+                  <w:fldChar w:fldCharType="end"/>
+                </w:r>
+                <w:r>
+                  <w:rPr>
+                    <w:rFonts w:cstheme="minorHAnsi"/>
+                  </w:rPr>
+                  <w:br/>
+                  <w:t xml:space="preserve">Edited </w:t>
+                </w:r>
+                <w:r>
+                  <w:rPr>
+                    <w:rFonts w:cstheme="minorHAnsi"/>
+                  </w:rPr>
+                  <w:fldChar w:fldCharType="begin"/>
+                </w:r>
+                <w:r>
+                  <w:rPr>
+                    <w:rFonts w:cstheme="minorHAnsi"/>
+                  </w:rPr>
+                  <w:instrText xml:space="preserve"> REF _Ref232778094 \r \h </w:instrText>
+                </w:r>
+                <w:r>
+                  <w:rPr>
+                    <w:rFonts w:cstheme="minorHAnsi"/>
+                  </w:rPr>
+                </w:r>
+                <w:r>
+                  <w:rPr>
+                    <w:rFonts w:cstheme="minorHAnsi"/>
+                  </w:rPr>
+                  <w:fldChar w:fldCharType="separate"/>
+                </w:r>
+                <w:r>
+                  <w:rPr>
+                    <w:rFonts w:cstheme="minorHAnsi"/>
+                  </w:rPr>
+                  <w:t>3.7</w:t>
+                </w:r>
+                <w:r>
+                  <w:rPr>
+                    <w:rFonts w:cstheme="minorHAnsi"/>
+                  </w:rPr>
+                  <w:fldChar w:fldCharType="end"/>
+                </w:r>
+                <w:r>
+                  <w:rPr>
+                    <w:rFonts w:cstheme="minorHAnsi"/>
+                  </w:rPr>
+                  <w:t xml:space="preserve"> to allow for use of a “level triggered” latch. Previously it assumed an “edge triggered” latch would be used. I.E. a choice can be made to use whichever type of latch is most conveniently available.</w:t>
+                </w:r>
+              </w:p>
+            </w:tc>
+          </w:tr>
         </w:tbl>
         <w:p>
           <w:pPr>
@@ -878,7 +1091,7 @@
           <w:r>
             <w:fldChar w:fldCharType="separate"/>
           </w:r>
-          <w:hyperlink w:anchor="_Toc232778167" w:history="1">
+          <w:hyperlink w:anchor="_Toc233730476" w:history="1">
             <w:r>
               <w:rPr>
                 <w:rStyle w:val="Hyperlink"/>
@@ -924,7 +1137,7 @@
                 <w:noProof/>
                 <w:webHidden/>
               </w:rPr>
-              <w:instrText xml:space="preserve"> PAGEREF _Toc232778167 \h </w:instrText>
+              <w:instrText xml:space="preserve"> PAGEREF _Toc233730476 \h </w:instrText>
             </w:r>
             <w:r>
               <w:rPr>
@@ -968,7 +1181,7 @@
               <w:lang w:eastAsia="en-GB"/>
             </w:rPr>
           </w:pPr>
-          <w:hyperlink w:anchor="_Toc232778168" w:history="1">
+          <w:hyperlink w:anchor="_Toc233730477" w:history="1">
             <w:r>
               <w:rPr>
                 <w:rStyle w:val="Hyperlink"/>
@@ -1012,7 +1225,7 @@
                 <w:noProof/>
                 <w:webHidden/>
               </w:rPr>
-              <w:instrText xml:space="preserve"> PAGEREF _Toc232778168 \h </w:instrText>
+              <w:instrText xml:space="preserve"> PAGEREF _Toc233730477 \h </w:instrText>
             </w:r>
             <w:r>
               <w:rPr>
@@ -1056,7 +1269,7 @@
               <w:lang w:eastAsia="en-GB"/>
             </w:rPr>
           </w:pPr>
-          <w:hyperlink w:anchor="_Toc232778169" w:history="1">
+          <w:hyperlink w:anchor="_Toc233730478" w:history="1">
             <w:r>
               <w:rPr>
                 <w:rStyle w:val="Hyperlink"/>
@@ -1100,7 +1313,7 @@
                 <w:noProof/>
                 <w:webHidden/>
               </w:rPr>
-              <w:instrText xml:space="preserve"> PAGEREF _Toc232778169 \h </w:instrText>
+              <w:instrText xml:space="preserve"> PAGEREF _Toc233730478 \h </w:instrText>
             </w:r>
             <w:r>
               <w:rPr>
@@ -1144,7 +1357,7 @@
               <w:lang w:eastAsia="en-GB"/>
             </w:rPr>
           </w:pPr>
-          <w:hyperlink w:anchor="_Toc232778170" w:history="1">
+          <w:hyperlink w:anchor="_Toc233730479" w:history="1">
             <w:r>
               <w:rPr>
                 <w:rStyle w:val="Hyperlink"/>
@@ -1188,7 +1401,7 @@
                 <w:noProof/>
                 <w:webHidden/>
               </w:rPr>
-              <w:instrText xml:space="preserve"> PAGEREF _Toc232778170 \h </w:instrText>
+              <w:instrText xml:space="preserve"> PAGEREF _Toc233730479 \h </w:instrText>
             </w:r>
             <w:r>
               <w:rPr>
@@ -1232,7 +1445,7 @@
               <w:lang w:eastAsia="en-GB"/>
             </w:rPr>
           </w:pPr>
-          <w:hyperlink w:anchor="_Toc232778171" w:history="1">
+          <w:hyperlink w:anchor="_Toc233730480" w:history="1">
             <w:r>
               <w:rPr>
                 <w:rStyle w:val="Hyperlink"/>
@@ -1283,7 +1496,7 @@
                 <w:noProof/>
                 <w:webHidden/>
               </w:rPr>
-              <w:instrText xml:space="preserve"> PAGEREF _Toc232778171 \h </w:instrText>
+              <w:instrText xml:space="preserve"> PAGEREF _Toc233730480 \h </w:instrText>
             </w:r>
             <w:r>
               <w:rPr>
@@ -1327,7 +1540,7 @@
               <w:lang w:eastAsia="en-GB"/>
             </w:rPr>
           </w:pPr>
-          <w:hyperlink w:anchor="_Toc232778172" w:history="1">
+          <w:hyperlink w:anchor="_Toc233730481" w:history="1">
             <w:r>
               <w:rPr>
                 <w:rStyle w:val="Hyperlink"/>
@@ -1371,7 +1584,7 @@
                 <w:noProof/>
                 <w:webHidden/>
               </w:rPr>
-              <w:instrText xml:space="preserve"> PAGEREF _Toc232778172 \h </w:instrText>
+              <w:instrText xml:space="preserve"> PAGEREF _Toc233730481 \h </w:instrText>
             </w:r>
             <w:r>
               <w:rPr>
@@ -1415,7 +1628,7 @@
               <w:lang w:eastAsia="en-GB"/>
             </w:rPr>
           </w:pPr>
-          <w:hyperlink w:anchor="_Toc232778173" w:history="1">
+          <w:hyperlink w:anchor="_Toc233730482" w:history="1">
             <w:r>
               <w:rPr>
                 <w:rStyle w:val="Hyperlink"/>
@@ -1459,7 +1672,7 @@
                 <w:noProof/>
                 <w:webHidden/>
               </w:rPr>
-              <w:instrText xml:space="preserve"> PAGEREF _Toc232778173 \h </w:instrText>
+              <w:instrText xml:space="preserve"> PAGEREF _Toc233730482 \h </w:instrText>
             </w:r>
             <w:r>
               <w:rPr>
@@ -1503,7 +1716,7 @@
               <w:lang w:eastAsia="en-GB"/>
             </w:rPr>
           </w:pPr>
-          <w:hyperlink w:anchor="_Toc232778174" w:history="1">
+          <w:hyperlink w:anchor="_Toc233730483" w:history="1">
             <w:r>
               <w:rPr>
                 <w:rStyle w:val="Hyperlink"/>
@@ -1547,7 +1760,7 @@
                 <w:noProof/>
                 <w:webHidden/>
               </w:rPr>
-              <w:instrText xml:space="preserve"> PAGEREF _Toc232778174 \h </w:instrText>
+              <w:instrText xml:space="preserve"> PAGEREF _Toc233730483 \h </w:instrText>
             </w:r>
             <w:r>
               <w:rPr>
@@ -1567,7 +1780,7 @@
                 <w:noProof/>
                 <w:webHidden/>
               </w:rPr>
-              <w:t>4</w:t>
+              <w:t>3</w:t>
             </w:r>
             <w:r>
               <w:rPr>
@@ -1591,7 +1804,7 @@
               <w:lang w:eastAsia="en-GB"/>
             </w:rPr>
           </w:pPr>
-          <w:hyperlink w:anchor="_Toc232778175" w:history="1">
+          <w:hyperlink w:anchor="_Toc233730484" w:history="1">
             <w:r>
               <w:rPr>
                 <w:rStyle w:val="Hyperlink"/>
@@ -1635,7 +1848,7 @@
                 <w:noProof/>
                 <w:webHidden/>
               </w:rPr>
-              <w:instrText xml:space="preserve"> PAGEREF _Toc232778175 \h </w:instrText>
+              <w:instrText xml:space="preserve"> PAGEREF _Toc233730484 \h </w:instrText>
             </w:r>
             <w:r>
               <w:rPr>
@@ -1679,7 +1892,7 @@
               <w:lang w:eastAsia="en-GB"/>
             </w:rPr>
           </w:pPr>
-          <w:hyperlink w:anchor="_Toc232778176" w:history="1">
+          <w:hyperlink w:anchor="_Toc233730485" w:history="1">
             <w:r>
               <w:rPr>
                 <w:rStyle w:val="Hyperlink"/>
@@ -1723,7 +1936,7 @@
                 <w:noProof/>
                 <w:webHidden/>
               </w:rPr>
-              <w:instrText xml:space="preserve"> PAGEREF _Toc232778176 \h </w:instrText>
+              <w:instrText xml:space="preserve"> PAGEREF _Toc233730485 \h </w:instrText>
             </w:r>
             <w:r>
               <w:rPr>
@@ -1767,7 +1980,7 @@
               <w:lang w:eastAsia="en-GB"/>
             </w:rPr>
           </w:pPr>
-          <w:hyperlink w:anchor="_Toc232778177" w:history="1">
+          <w:hyperlink w:anchor="_Toc233730486" w:history="1">
             <w:r>
               <w:rPr>
                 <w:rStyle w:val="Hyperlink"/>
@@ -1811,7 +2024,7 @@
                 <w:noProof/>
                 <w:webHidden/>
               </w:rPr>
-              <w:instrText xml:space="preserve"> PAGEREF _Toc232778177 \h </w:instrText>
+              <w:instrText xml:space="preserve"> PAGEREF _Toc233730486 \h </w:instrText>
             </w:r>
             <w:r>
               <w:rPr>
@@ -1855,7 +2068,7 @@
               <w:lang w:eastAsia="en-GB"/>
             </w:rPr>
           </w:pPr>
-          <w:hyperlink w:anchor="_Toc232778178" w:history="1">
+          <w:hyperlink w:anchor="_Toc233730487" w:history="1">
             <w:r>
               <w:rPr>
                 <w:rStyle w:val="Hyperlink"/>
@@ -1899,7 +2112,7 @@
                 <w:noProof/>
                 <w:webHidden/>
               </w:rPr>
-              <w:instrText xml:space="preserve"> PAGEREF _Toc232778178 \h </w:instrText>
+              <w:instrText xml:space="preserve"> PAGEREF _Toc233730487 \h </w:instrText>
             </w:r>
             <w:r>
               <w:rPr>
@@ -1943,7 +2156,7 @@
               <w:lang w:eastAsia="en-GB"/>
             </w:rPr>
           </w:pPr>
-          <w:hyperlink w:anchor="_Toc232778179" w:history="1">
+          <w:hyperlink w:anchor="_Toc233730488" w:history="1">
             <w:r>
               <w:rPr>
                 <w:rStyle w:val="Hyperlink"/>
@@ -1987,7 +2200,7 @@
                 <w:noProof/>
                 <w:webHidden/>
               </w:rPr>
-              <w:instrText xml:space="preserve"> PAGEREF _Toc232778179 \h </w:instrText>
+              <w:instrText xml:space="preserve"> PAGEREF _Toc233730488 \h </w:instrText>
             </w:r>
             <w:r>
               <w:rPr>
@@ -2096,7 +2309,7 @@
         </w:rPr>
         <w:fldChar w:fldCharType="separate"/>
       </w:r>
-      <w:hyperlink w:anchor="_Toc232778180" w:history="1">
+      <w:hyperlink w:anchor="_Toc233730489" w:history="1">
         <w:r>
           <w:rPr>
             <w:rStyle w:val="Hyperlink"/>
@@ -2123,7 +2336,7 @@
             <w:noProof/>
             <w:webHidden/>
           </w:rPr>
-          <w:instrText xml:space="preserve"> PAGEREF _Toc232778180 \h </w:instrText>
+          <w:instrText xml:space="preserve"> PAGEREF _Toc233730489 \h </w:instrText>
         </w:r>
         <w:r>
           <w:rPr>
@@ -2166,7 +2379,7 @@
           <w:lang w:eastAsia="en-GB"/>
         </w:rPr>
       </w:pPr>
-      <w:hyperlink w:anchor="_Toc232778181" w:history="1">
+      <w:hyperlink w:anchor="_Toc233730490" w:history="1">
         <w:r>
           <w:rPr>
             <w:rStyle w:val="Hyperlink"/>
@@ -2193,7 +2406,7 @@
             <w:noProof/>
             <w:webHidden/>
           </w:rPr>
-          <w:instrText xml:space="preserve"> PAGEREF _Toc232778181 \h </w:instrText>
+          <w:instrText xml:space="preserve"> PAGEREF _Toc233730490 \h </w:instrText>
         </w:r>
         <w:r>
           <w:rPr>
@@ -2273,7 +2486,7 @@
           <w:lang w:eastAsia="en-GB"/>
         </w:rPr>
       </w:pPr>
-      <w:bookmarkStart w:id="1" w:name="_Toc232778167"/>
+      <w:bookmarkStart w:id="1" w:name="_Toc233730476"/>
       <w:bookmarkEnd w:id="0"/>
       <w:r>
         <w:rPr>
@@ -2336,7 +2549,7 @@
           <w:lang w:eastAsia="en-GB"/>
         </w:rPr>
       </w:pPr>
-      <w:bookmarkStart w:id="2" w:name="_Toc232778168"/>
+      <w:bookmarkStart w:id="2" w:name="_Toc233730477"/>
       <w:r>
         <w:rPr>
           <w:lang w:eastAsia="en-GB"/>
@@ -2557,7 +2770,7 @@
         </w:rPr>
       </w:pPr>
       <w:bookmarkStart w:id="3" w:name="_Ref232757332"/>
-      <w:bookmarkStart w:id="4" w:name="_Toc232778180"/>
+      <w:bookmarkStart w:id="4" w:name="_Toc233730489"/>
       <w:r>
         <w:t xml:space="preserve">Figure </w:t>
       </w:r>
@@ -2816,7 +3029,7 @@
           <w:lang w:eastAsia="en-GB"/>
         </w:rPr>
       </w:pPr>
-      <w:bookmarkStart w:id="5" w:name="_Toc232778169"/>
+      <w:bookmarkStart w:id="5" w:name="_Toc233730478"/>
       <w:r>
         <w:rPr>
           <w:lang w:eastAsia="en-GB"/>
@@ -3325,7 +3538,7 @@
                 <w:szCs w:val="20"/>
                 <w:lang w:eastAsia="en-GB"/>
               </w:rPr>
-              <w:t>READ</w:t>
+              <w:t>SELECT_ALUO_SRC</w:t>
             </w:r>
           </w:p>
         </w:tc>
@@ -3347,7 +3560,7 @@
                 <w:szCs w:val="20"/>
                 <w:lang w:eastAsia="en-GB"/>
               </w:rPr>
-              <w:t>READ</w:t>
+              <w:t>SELO</w:t>
             </w:r>
           </w:p>
         </w:tc>
@@ -3396,7 +3609,7 @@
                 <w:szCs w:val="20"/>
                 <w:lang w:eastAsia="en-GB"/>
               </w:rPr>
-              <w:t>SELECT_ALUO_SRC</w:t>
+              <w:t>DATA_BUS</w:t>
             </w:r>
           </w:p>
         </w:tc>
@@ -3418,7 +3631,7 @@
                 <w:szCs w:val="20"/>
                 <w:lang w:eastAsia="en-GB"/>
               </w:rPr>
-              <w:t>SELO</w:t>
+              <w:t>DBUS</w:t>
             </w:r>
           </w:p>
         </w:tc>
@@ -3440,7 +3653,7 @@
                 <w:szCs w:val="20"/>
                 <w:lang w:eastAsia="en-GB"/>
               </w:rPr>
-              <w:t>Input</w:t>
+              <w:t>Input / Output</w:t>
             </w:r>
           </w:p>
         </w:tc>
@@ -3467,7 +3680,7 @@
                 <w:szCs w:val="20"/>
                 <w:lang w:eastAsia="en-GB"/>
               </w:rPr>
-              <w:t>WRITE</w:t>
+              <w:t>FLAG_S</w:t>
             </w:r>
           </w:p>
         </w:tc>
@@ -3489,7 +3702,7 @@
                 <w:szCs w:val="20"/>
                 <w:lang w:eastAsia="en-GB"/>
               </w:rPr>
-              <w:t>WRITE</w:t>
+              <w:t>FLAG_S</w:t>
             </w:r>
           </w:p>
         </w:tc>
@@ -3511,7 +3724,7 @@
                 <w:szCs w:val="20"/>
                 <w:lang w:eastAsia="en-GB"/>
               </w:rPr>
-              <w:t>Input</w:t>
+              <w:t>Output</w:t>
             </w:r>
           </w:p>
         </w:tc>
@@ -3538,7 +3751,7 @@
                 <w:szCs w:val="20"/>
                 <w:lang w:eastAsia="en-GB"/>
               </w:rPr>
-              <w:t>DATA_BUS</w:t>
+              <w:t>FLAG_V</w:t>
             </w:r>
           </w:p>
         </w:tc>
@@ -3560,7 +3773,7 @@
                 <w:szCs w:val="20"/>
                 <w:lang w:eastAsia="en-GB"/>
               </w:rPr>
-              <w:t>DBUS</w:t>
+              <w:t>FLAG_V</w:t>
             </w:r>
           </w:p>
         </w:tc>
@@ -3582,7 +3795,7 @@
                 <w:szCs w:val="20"/>
                 <w:lang w:eastAsia="en-GB"/>
               </w:rPr>
-              <w:t>Input / Output</w:t>
+              <w:t>Output</w:t>
             </w:r>
           </w:p>
         </w:tc>
@@ -3609,7 +3822,7 @@
                 <w:szCs w:val="20"/>
                 <w:lang w:eastAsia="en-GB"/>
               </w:rPr>
-              <w:t>FLAG_S</w:t>
+              <w:t>FLAG_N</w:t>
             </w:r>
           </w:p>
         </w:tc>
@@ -3631,7 +3844,7 @@
                 <w:szCs w:val="20"/>
                 <w:lang w:eastAsia="en-GB"/>
               </w:rPr>
-              <w:t>FLAG_S</w:t>
+              <w:t>FLAG_N</w:t>
             </w:r>
           </w:p>
         </w:tc>
@@ -3680,7 +3893,7 @@
                 <w:szCs w:val="20"/>
                 <w:lang w:eastAsia="en-GB"/>
               </w:rPr>
-              <w:t>FLAG_V</w:t>
+              <w:t>FLAG_Z</w:t>
             </w:r>
           </w:p>
         </w:tc>
@@ -3702,7 +3915,7 @@
                 <w:szCs w:val="20"/>
                 <w:lang w:eastAsia="en-GB"/>
               </w:rPr>
-              <w:t>FLAG_V</w:t>
+              <w:t>FLAG_Z</w:t>
             </w:r>
           </w:p>
         </w:tc>
@@ -3751,7 +3964,7 @@
                 <w:szCs w:val="20"/>
                 <w:lang w:eastAsia="en-GB"/>
               </w:rPr>
-              <w:t>FLAG_N</w:t>
+              <w:t>FLAG_C</w:t>
             </w:r>
           </w:p>
         </w:tc>
@@ -3773,7 +3986,7 @@
                 <w:szCs w:val="20"/>
                 <w:lang w:eastAsia="en-GB"/>
               </w:rPr>
-              <w:t>FLAG_N</w:t>
+              <w:t>FLAG_C</w:t>
             </w:r>
           </w:p>
         </w:tc>
@@ -3800,148 +4013,6 @@
           </w:p>
         </w:tc>
       </w:tr>
-      <w:tr>
-        <w:trPr>
-          <w:jc w:val="center"/>
-        </w:trPr>
-        <w:tc>
-          <w:tcPr>
-            <w:tcW w:w="2008" w:type="dxa"/>
-          </w:tcPr>
-          <w:p>
-            <w:pPr>
-              <w:rPr>
-                <w:sz w:val="20"/>
-                <w:szCs w:val="20"/>
-                <w:lang w:eastAsia="en-GB"/>
-              </w:rPr>
-            </w:pPr>
-            <w:r>
-              <w:rPr>
-                <w:sz w:val="20"/>
-                <w:szCs w:val="20"/>
-                <w:lang w:eastAsia="en-GB"/>
-              </w:rPr>
-              <w:t>FLAG_Z</w:t>
-            </w:r>
-          </w:p>
-        </w:tc>
-        <w:tc>
-          <w:tcPr>
-            <w:tcW w:w="1418" w:type="dxa"/>
-          </w:tcPr>
-          <w:p>
-            <w:pPr>
-              <w:rPr>
-                <w:sz w:val="20"/>
-                <w:szCs w:val="20"/>
-                <w:lang w:eastAsia="en-GB"/>
-              </w:rPr>
-            </w:pPr>
-            <w:r>
-              <w:rPr>
-                <w:sz w:val="20"/>
-                <w:szCs w:val="20"/>
-                <w:lang w:eastAsia="en-GB"/>
-              </w:rPr>
-              <w:t>FLAG_Z</w:t>
-            </w:r>
-          </w:p>
-        </w:tc>
-        <w:tc>
-          <w:tcPr>
-            <w:tcW w:w="1701" w:type="dxa"/>
-          </w:tcPr>
-          <w:p>
-            <w:pPr>
-              <w:rPr>
-                <w:sz w:val="20"/>
-                <w:szCs w:val="20"/>
-                <w:lang w:eastAsia="en-GB"/>
-              </w:rPr>
-            </w:pPr>
-            <w:r>
-              <w:rPr>
-                <w:sz w:val="20"/>
-                <w:szCs w:val="20"/>
-                <w:lang w:eastAsia="en-GB"/>
-              </w:rPr>
-              <w:t>Output</w:t>
-            </w:r>
-          </w:p>
-        </w:tc>
-      </w:tr>
-      <w:tr>
-        <w:trPr>
-          <w:jc w:val="center"/>
-        </w:trPr>
-        <w:tc>
-          <w:tcPr>
-            <w:tcW w:w="2008" w:type="dxa"/>
-          </w:tcPr>
-          <w:p>
-            <w:pPr>
-              <w:rPr>
-                <w:sz w:val="20"/>
-                <w:szCs w:val="20"/>
-                <w:lang w:eastAsia="en-GB"/>
-              </w:rPr>
-            </w:pPr>
-            <w:r>
-              <w:rPr>
-                <w:sz w:val="20"/>
-                <w:szCs w:val="20"/>
-                <w:lang w:eastAsia="en-GB"/>
-              </w:rPr>
-              <w:t>FLAG_C</w:t>
-            </w:r>
-          </w:p>
-        </w:tc>
-        <w:tc>
-          <w:tcPr>
-            <w:tcW w:w="1418" w:type="dxa"/>
-          </w:tcPr>
-          <w:p>
-            <w:pPr>
-              <w:rPr>
-                <w:sz w:val="20"/>
-                <w:szCs w:val="20"/>
-                <w:lang w:eastAsia="en-GB"/>
-              </w:rPr>
-            </w:pPr>
-            <w:r>
-              <w:rPr>
-                <w:sz w:val="20"/>
-                <w:szCs w:val="20"/>
-                <w:lang w:eastAsia="en-GB"/>
-              </w:rPr>
-              <w:t>FLAG_C</w:t>
-            </w:r>
-          </w:p>
-        </w:tc>
-        <w:tc>
-          <w:tcPr>
-            <w:tcW w:w="1701" w:type="dxa"/>
-          </w:tcPr>
-          <w:p>
-            <w:pPr>
-              <w:rPr>
-                <w:sz w:val="20"/>
-                <w:szCs w:val="20"/>
-                <w:lang w:eastAsia="en-GB"/>
-              </w:rPr>
-            </w:pPr>
-            <w:r>
-              <w:rPr>
-                <w:sz w:val="20"/>
-                <w:szCs w:val="20"/>
-                <w:lang w:eastAsia="en-GB"/>
-              </w:rPr>
-              <w:t>Output</w:t>
-            </w:r>
-          </w:p>
-        </w:tc>
-      </w:tr>
     </w:tbl>
     <w:p>
       <w:pPr>
@@ -4035,7 +4106,7 @@
           <w:lang w:eastAsia="en-GB"/>
         </w:rPr>
       </w:pPr>
-      <w:bookmarkStart w:id="7" w:name="_Toc232778170"/>
+      <w:bookmarkStart w:id="7" w:name="_Toc233730479"/>
       <w:r>
         <w:rPr>
           <w:lang w:eastAsia="en-GB"/>
@@ -4108,9 +4179,9 @@
         </w:rPr>
         <w:drawing>
           <wp:inline distT="0" distB="0" distL="0" distR="0">
-            <wp:extent cx="5731510" cy="2572331"/>
+            <wp:extent cx="5731510" cy="2566897"/>
             <wp:effectExtent l="19050" t="0" r="2540" b="0"/>
-            <wp:docPr id="16" name="Picture 16"/>
+            <wp:docPr id="1" name="Picture 1"/>
             <wp:cNvGraphicFramePr>
               <a:graphicFrameLocks xmlns:a="http://schemas.openxmlformats.org/drawingml/2006/main" noChangeAspect="1"/>
             </wp:cNvGraphicFramePr>
@@ -4118,7 +4189,7 @@
               <a:graphicData uri="http://schemas.openxmlformats.org/drawingml/2006/picture">
                 <pic:pic xmlns:pic="http://schemas.openxmlformats.org/drawingml/2006/picture">
                   <pic:nvPicPr>
-                    <pic:cNvPr id="0" name="Picture 16"/>
+                    <pic:cNvPr id="0" name="Picture 1"/>
                     <pic:cNvPicPr>
                       <a:picLocks noChangeAspect="1" noChangeArrowheads="1"/>
                     </pic:cNvPicPr>
@@ -4133,7 +4204,7 @@
                   <pic:spPr bwMode="auto">
                     <a:xfrm>
                       <a:off x="0" y="0"/>
-                      <a:ext cx="5731510" cy="2572331"/>
+                      <a:ext cx="5731510" cy="2566897"/>
                     </a:xfrm>
                     <a:prstGeom prst="rect">
                       <a:avLst/>
@@ -4162,7 +4233,7 @@
         </w:rPr>
       </w:pPr>
       <w:bookmarkStart w:id="8" w:name="_Ref232762527"/>
-      <w:bookmarkStart w:id="9" w:name="_Toc232778181"/>
+      <w:bookmarkStart w:id="9" w:name="_Toc233730490"/>
       <w:r>
         <w:t xml:space="preserve">Figure </w:t>
       </w:r>
@@ -4263,7 +4334,7 @@
           <w:lang w:eastAsia="en-GB"/>
         </w:rPr>
       </w:pPr>
-      <w:bookmarkStart w:id="10" w:name="_Toc232778171"/>
+      <w:bookmarkStart w:id="10" w:name="_Toc233730480"/>
       <w:r>
         <w:rPr>
           <w:lang w:eastAsia="en-GB"/>
@@ -4374,7 +4445,7 @@
           <w:lang w:eastAsia="en-GB"/>
         </w:rPr>
       </w:pPr>
-      <w:bookmarkStart w:id="11" w:name="_Toc232778172"/>
+      <w:bookmarkStart w:id="11" w:name="_Toc233730481"/>
       <w:r>
         <w:rPr>
           <w:lang w:eastAsia="en-GB"/>
@@ -4460,8 +4531,8 @@
           <w:lang w:eastAsia="en-GB"/>
         </w:rPr>
       </w:pPr>
-      <w:bookmarkStart w:id="13" w:name="_Toc232778173"/>
-      <w:bookmarkStart w:id="14" w:name="_Ref232856880"/>
+      <w:bookmarkStart w:id="13" w:name="_Ref232856880"/>
+      <w:bookmarkStart w:id="14" w:name="_Toc233730482"/>
       <w:r>
         <w:rPr>
           <w:lang w:eastAsia="en-GB"/>
@@ -4621,12 +4692,11 @@
           <w:lang w:eastAsia="en-GB"/>
         </w:rPr>
       </w:pPr>
-      <w:bookmarkStart w:id="15" w:name="_Toc232778174"/>
-      <w:r>
-        <w:rPr>
-          <w:lang w:eastAsia="en-GB"/>
-        </w:rPr>
-        <w:lastRenderedPageBreak/>
+      <w:bookmarkStart w:id="15" w:name="_Toc233730483"/>
+      <w:r>
+        <w:rPr>
+          <w:lang w:eastAsia="en-GB"/>
+        </w:rPr>
         <w:t>Input B Latch</w:t>
       </w:r>
       <w:bookmarkEnd w:id="15"/>
@@ -4665,11 +4735,12 @@
           <w:lang w:eastAsia="en-GB"/>
         </w:rPr>
       </w:pPr>
-      <w:bookmarkStart w:id="16" w:name="_Toc232778175"/>
-      <w:r>
-        <w:rPr>
-          <w:lang w:eastAsia="en-GB"/>
-        </w:rPr>
+      <w:bookmarkStart w:id="16" w:name="_Toc233730484"/>
+      <w:r>
+        <w:rPr>
+          <w:lang w:eastAsia="en-GB"/>
+        </w:rPr>
+        <w:lastRenderedPageBreak/>
         <w:t>Compute Result</w:t>
       </w:r>
       <w:bookmarkEnd w:id="16"/>
@@ -4776,7 +4847,7 @@
           <w:lang w:eastAsia="en-GB"/>
         </w:rPr>
       </w:pPr>
-      <w:bookmarkStart w:id="18" w:name="_Toc232778176"/>
+      <w:bookmarkStart w:id="18" w:name="_Toc233730485"/>
       <w:r>
         <w:rPr>
           <w:lang w:eastAsia="en-GB"/>
@@ -4981,7 +5052,7 @@
         </w:rPr>
       </w:pPr>
       <w:bookmarkStart w:id="19" w:name="_Ref232775741"/>
-      <w:bookmarkStart w:id="20" w:name="_Toc232778177"/>
+      <w:bookmarkStart w:id="20" w:name="_Toc233730486"/>
       <w:r>
         <w:rPr>
           <w:lang w:eastAsia="en-GB"/>
@@ -5172,7 +5243,7 @@
         </w:rPr>
       </w:pPr>
       <w:bookmarkStart w:id="22" w:name="_Ref232778094"/>
-      <w:bookmarkStart w:id="23" w:name="_Toc232778178"/>
+      <w:bookmarkStart w:id="23" w:name="_Toc233730487"/>
       <w:r>
         <w:rPr>
           <w:lang w:eastAsia="en-GB"/>
@@ -5213,25 +5284,56 @@
         <w:rPr>
           <w:lang w:eastAsia="en-GB"/>
         </w:rPr>
-        <w:t xml:space="preserve">The way in which SELO and </w:t>
-      </w:r>
-      <w:r>
-        <w:rPr>
-          <w:lang w:eastAsia="en-GB"/>
-        </w:rPr>
-        <w:t>WRITE</w:t>
-      </w:r>
-      <w:r>
-        <w:rPr>
-          <w:lang w:eastAsia="en-GB"/>
-        </w:rPr>
-        <w:t xml:space="preserve"> are used to store data in this latch is</w:t>
+        <w:t xml:space="preserve">This latch will store </w:t>
+      </w:r>
+      <w:r>
+        <w:t>the values for FLAG_S to FLAG_C</w:t>
+      </w:r>
+    </w:p>
+    <w:p>
+      <w:pPr>
+        <w:rPr>
+          <w:lang w:eastAsia="en-GB"/>
+        </w:rPr>
+      </w:pPr>
+      <w:bookmarkStart w:id="24" w:name="CurrentEditPosition"/>
+      <w:bookmarkEnd w:id="24"/>
+      <w:r>
+        <w:rPr>
+          <w:lang w:eastAsia="en-GB"/>
+        </w:rPr>
+        <w:t xml:space="preserve">The way in which SELO </w:t>
+      </w:r>
+      <w:r>
+        <w:rPr>
+          <w:lang w:eastAsia="en-GB"/>
+        </w:rPr>
+        <w:t>is</w:t>
+      </w:r>
+      <w:r>
+        <w:rPr>
+          <w:lang w:eastAsia="en-GB"/>
+        </w:rPr>
+        <w:t xml:space="preserve"> used to store data in this latch is</w:t>
       </w:r>
       <w:r>
         <w:rPr>
           <w:lang w:eastAsia="en-GB"/>
         </w:rPr>
         <w:t xml:space="preserve"> as follows:</w:t>
+      </w:r>
+    </w:p>
+    <w:p>
+      <w:pPr>
+        <w:rPr>
+          <w:lang w:eastAsia="en-GB"/>
+        </w:rPr>
+      </w:pPr>
+      <w:r>
+        <w:rPr>
+          <w:lang w:eastAsia="en-GB"/>
+        </w:rPr>
+        <w:t>The implementation of this may choose between latches with two different types of control:</w:t>
       </w:r>
     </w:p>
     <w:p>
@@ -5239,23 +5341,17 @@
         <w:pStyle w:val="ListParagraph"/>
         <w:numPr>
           <w:ilvl w:val="0"/>
-          <w:numId w:val="14"/>
+          <w:numId w:val="26"/>
         </w:numPr>
-      </w:pPr>
-      <w:r>
-        <w:t>If  SELO is LOW, WRITE will be ignored</w:t>
-      </w:r>
-    </w:p>
-    <w:p>
-      <w:pPr>
-        <w:pStyle w:val="ListParagraph"/>
-        <w:numPr>
-          <w:ilvl w:val="1"/>
-          <w:numId w:val="14"/>
-        </w:numPr>
-      </w:pPr>
-      <w:r>
-        <w:t>The value stored in the latch will not change.</w:t>
+        <w:rPr>
+          <w:lang w:eastAsia="en-GB"/>
+        </w:rPr>
+      </w:pPr>
+      <w:r>
+        <w:rPr>
+          <w:lang w:eastAsia="en-GB"/>
+        </w:rPr>
+        <w:t>“Edge triggered” where a change in level on the latch input causes data to be stored, or</w:t>
       </w:r>
     </w:p>
     <w:p>
@@ -5263,41 +5359,69 @@
         <w:pStyle w:val="ListParagraph"/>
         <w:numPr>
           <w:ilvl w:val="0"/>
-          <w:numId w:val="14"/>
+          <w:numId w:val="26"/>
         </w:numPr>
-      </w:pPr>
-      <w:r>
-        <w:t>If SELO is HIGH and there is a rising edge on WRITE, i.e. when WRITE changes from LOW to HIGH</w:t>
+        <w:rPr>
+          <w:lang w:eastAsia="en-GB"/>
+        </w:rPr>
+      </w:pPr>
+      <w:r>
+        <w:rPr>
+          <w:lang w:eastAsia="en-GB"/>
+        </w:rPr>
+        <w:t>“Level triggered” where a specific level on the latch input causes data to be stored</w:t>
       </w:r>
     </w:p>
     <w:p>
+      <w:r>
+        <w:t>If using an edge triggered latch for the implementation:</w:t>
+      </w:r>
+    </w:p>
+    <w:p>
       <w:pPr>
         <w:pStyle w:val="ListParagraph"/>
         <w:numPr>
-          <w:ilvl w:val="1"/>
+          <w:ilvl w:val="0"/>
           <w:numId w:val="12"/>
         </w:numPr>
       </w:pPr>
       <w:r>
-        <w:t xml:space="preserve">The latch will store the values </w:t>
-      </w:r>
-      <w:r>
-        <w:t>for</w:t>
-      </w:r>
-      <w:r>
-        <w:t xml:space="preserve"> FLAG_S to FLAG_C.</w:t>
+        <w:t>The</w:t>
+      </w:r>
+      <w:r>
+        <w:t xml:space="preserve"> value</w:t>
+      </w:r>
+      <w:r>
+        <w:t>s</w:t>
+      </w:r>
+      <w:r>
+        <w:t xml:space="preserve"> wil</w:t>
+      </w:r>
+      <w:r>
+        <w:t>l be stored when SELO changes from low to high.</w:t>
       </w:r>
     </w:p>
     <w:p>
+      <w:r>
+        <w:t>If using a level triggered latch for the implementation</w:t>
+      </w:r>
+    </w:p>
+    <w:p>
       <w:pPr>
         <w:pStyle w:val="ListParagraph"/>
         <w:numPr>
-          <w:ilvl w:val="1"/>
+          <w:ilvl w:val="0"/>
           <w:numId w:val="12"/>
         </w:numPr>
       </w:pPr>
       <w:r>
-        <w:t>This value will be stored until the next time SELO = HIGH and there is a rising edge on WRITE.</w:t>
+        <w:t xml:space="preserve">The values will be stored when (SELO </w:t>
+      </w:r>
+      <w:r>
+        <w:t>AND</w:t>
+      </w:r>
+      <w:r>
+        <w:t xml:space="preserve"> CLOCK) is high.</w:t>
       </w:r>
     </w:p>
     <w:p>
@@ -5375,7 +5499,7 @@
           <w:lang w:eastAsia="en-GB"/>
         </w:rPr>
       </w:pPr>
-      <w:bookmarkStart w:id="24" w:name="_Ref172648415"/>
+      <w:bookmarkStart w:id="25" w:name="_Ref172648415"/>
     </w:p>
     <w:p>
       <w:pPr>
@@ -5403,7 +5527,7 @@
           <w:lang w:eastAsia="en-GB"/>
         </w:rPr>
       </w:pPr>
-      <w:bookmarkStart w:id="25" w:name="_Toc232778179"/>
+      <w:bookmarkStart w:id="26" w:name="_Toc233730488"/>
       <w:r>
         <w:rPr>
           <w:lang w:eastAsia="en-GB"/>
@@ -5411,10 +5535,10 @@
         <w:lastRenderedPageBreak/>
         <w:t>References</w:t>
       </w:r>
-      <w:bookmarkEnd w:id="24"/>
       <w:bookmarkEnd w:id="25"/>
+      <w:bookmarkEnd w:id="26"/>
     </w:p>
-    <w:bookmarkStart w:id="26" w:name="AVR_Instruction_Doc"/>
+    <w:bookmarkStart w:id="27" w:name="AVR_Instruction_Doc"/>
     <w:p>
       <w:pPr>
         <w:pStyle w:val="ListParagraph"/>
@@ -5442,6 +5566,11 @@
         <w:rPr>
           <w:lang w:eastAsia="en-GB"/>
         </w:rPr>
+      </w:r>
+      <w:r>
+        <w:rPr>
+          <w:lang w:eastAsia="en-GB"/>
+        </w:rPr>
         <w:fldChar w:fldCharType="separate"/>
       </w:r>
       <w:r>
@@ -5451,7 +5580,7 @@
         </w:rPr>
         <w:t>AVR Instruction Set Manual</w:t>
       </w:r>
-      <w:bookmarkEnd w:id="26"/>
+      <w:bookmarkEnd w:id="27"/>
       <w:r>
         <w:rPr>
           <w:lang w:eastAsia="en-GB"/>
@@ -5459,7 +5588,7 @@
         <w:fldChar w:fldCharType="end"/>
       </w:r>
     </w:p>
-    <w:bookmarkStart w:id="27" w:name="RefCpuDesign"/>
+    <w:bookmarkStart w:id="28" w:name="RefCpuDesign"/>
     <w:p>
       <w:pPr>
         <w:pStyle w:val="ListParagraph"/>
@@ -5487,6 +5616,11 @@
         <w:rPr>
           <w:lang w:eastAsia="en-GB"/>
         </w:rPr>
+      </w:r>
+      <w:r>
+        <w:rPr>
+          <w:lang w:eastAsia="en-GB"/>
+        </w:rPr>
         <w:fldChar w:fldCharType="separate"/>
       </w:r>
       <w:r>
@@ -5496,13 +5630,21 @@
         </w:rPr>
         <w:t>CpuDesign.docx</w:t>
       </w:r>
-      <w:bookmarkEnd w:id="27"/>
+      <w:bookmarkEnd w:id="28"/>
       <w:r>
         <w:rPr>
           <w:lang w:eastAsia="en-GB"/>
         </w:rPr>
         <w:fldChar w:fldCharType="end"/>
       </w:r>
+    </w:p>
+    <w:p>
+      <w:pPr>
+        <w:pStyle w:val="ListParagraph"/>
+        <w:rPr>
+          <w:lang w:eastAsia="en-GB"/>
+        </w:rPr>
+      </w:pPr>
     </w:p>
     <w:p>
       <w:pPr>
@@ -5637,7 +5779,7 @@
               <w:b/>
               <w:noProof/>
             </w:rPr>
-            <w:t>3</w:t>
+            <w:t>6</w:t>
           </w:r>
         </w:fldSimple>
       </w:p>
@@ -7175,6 +7317,92 @@
     </w:lvl>
   </w:abstractNum>
   <w:abstractNum w:abstractNumId="14">
+    <w:nsid w:val="4E920633"/>
+    <w:multiLevelType w:val="hybridMultilevel"/>
+    <w:tmpl w:val="0EB0FCAA"/>
+    <w:lvl w:ilvl="0" w:tplc="0809000F">
+      <w:start w:val="1"/>
+      <w:numFmt w:val="decimal"/>
+      <w:lvlText w:val="%1."/>
+      <w:lvlJc w:val="left"/>
+      <w:pPr>
+        <w:ind w:left="720" w:hanging="360"/>
+      </w:pPr>
+    </w:lvl>
+    <w:lvl w:ilvl="1" w:tplc="08090019" w:tentative="1">
+      <w:start w:val="1"/>
+      <w:numFmt w:val="lowerLetter"/>
+      <w:lvlText w:val="%2."/>
+      <w:lvlJc w:val="left"/>
+      <w:pPr>
+        <w:ind w:left="1440" w:hanging="360"/>
+      </w:pPr>
+    </w:lvl>
+    <w:lvl w:ilvl="2" w:tplc="0809001B" w:tentative="1">
+      <w:start w:val="1"/>
+      <w:numFmt w:val="lowerRoman"/>
+      <w:lvlText w:val="%3."/>
+      <w:lvlJc w:val="right"/>
+      <w:pPr>
+        <w:ind w:left="2160" w:hanging="180"/>
+      </w:pPr>
+    </w:lvl>
+    <w:lvl w:ilvl="3" w:tplc="0809000F" w:tentative="1">
+      <w:start w:val="1"/>
+      <w:numFmt w:val="decimal"/>
+      <w:lvlText w:val="%4."/>
+      <w:lvlJc w:val="left"/>
+      <w:pPr>
+        <w:ind w:left="2880" w:hanging="360"/>
+      </w:pPr>
+    </w:lvl>
+    <w:lvl w:ilvl="4" w:tplc="08090019" w:tentative="1">
+      <w:start w:val="1"/>
+      <w:numFmt w:val="lowerLetter"/>
+      <w:lvlText w:val="%5."/>
+      <w:lvlJc w:val="left"/>
+      <w:pPr>
+        <w:ind w:left="3600" w:hanging="360"/>
+      </w:pPr>
+    </w:lvl>
+    <w:lvl w:ilvl="5" w:tplc="0809001B" w:tentative="1">
+      <w:start w:val="1"/>
+      <w:numFmt w:val="lowerRoman"/>
+      <w:lvlText w:val="%6."/>
+      <w:lvlJc w:val="right"/>
+      <w:pPr>
+        <w:ind w:left="4320" w:hanging="180"/>
+      </w:pPr>
+    </w:lvl>
+    <w:lvl w:ilvl="6" w:tplc="0809000F" w:tentative="1">
+      <w:start w:val="1"/>
+      <w:numFmt w:val="decimal"/>
+      <w:lvlText w:val="%7."/>
+      <w:lvlJc w:val="left"/>
+      <w:pPr>
+        <w:ind w:left="5040" w:hanging="360"/>
+      </w:pPr>
+    </w:lvl>
+    <w:lvl w:ilvl="7" w:tplc="08090019" w:tentative="1">
+      <w:start w:val="1"/>
+      <w:numFmt w:val="lowerLetter"/>
+      <w:lvlText w:val="%8."/>
+      <w:lvlJc w:val="left"/>
+      <w:pPr>
+        <w:ind w:left="5760" w:hanging="360"/>
+      </w:pPr>
+    </w:lvl>
+    <w:lvl w:ilvl="8" w:tplc="0809001B" w:tentative="1">
+      <w:start w:val="1"/>
+      <w:numFmt w:val="lowerRoman"/>
+      <w:lvlText w:val="%9."/>
+      <w:lvlJc w:val="right"/>
+      <w:pPr>
+        <w:ind w:left="6480" w:hanging="180"/>
+      </w:pPr>
+    </w:lvl>
+  </w:abstractNum>
+  <w:abstractNum w:abstractNumId="15">
     <w:nsid w:val="52292902"/>
     <w:multiLevelType w:val="hybridMultilevel"/>
     <w:tmpl w:val="C7660ABC"/>
@@ -7287,7 +7515,7 @@
       </w:rPr>
     </w:lvl>
   </w:abstractNum>
-  <w:abstractNum w:abstractNumId="15">
+  <w:abstractNum w:abstractNumId="16">
     <w:nsid w:val="54CA172C"/>
     <w:multiLevelType w:val="hybridMultilevel"/>
     <w:tmpl w:val="0B88BD08"/>
@@ -7373,7 +7601,7 @@
       </w:pPr>
     </w:lvl>
   </w:abstractNum>
-  <w:abstractNum w:abstractNumId="16">
+  <w:abstractNum w:abstractNumId="17">
     <w:nsid w:val="5BC26D00"/>
     <w:multiLevelType w:val="hybridMultilevel"/>
     <w:tmpl w:val="CBB6913A"/>
@@ -7486,7 +7714,7 @@
       </w:rPr>
     </w:lvl>
   </w:abstractNum>
-  <w:abstractNum w:abstractNumId="17">
+  <w:abstractNum w:abstractNumId="18">
     <w:nsid w:val="5CAB6725"/>
     <w:multiLevelType w:val="hybridMultilevel"/>
     <w:tmpl w:val="7F22D460"/>
@@ -7599,7 +7827,7 @@
       </w:rPr>
     </w:lvl>
   </w:abstractNum>
-  <w:abstractNum w:abstractNumId="18">
+  <w:abstractNum w:abstractNumId="19">
     <w:nsid w:val="5F103C21"/>
     <w:multiLevelType w:val="hybridMultilevel"/>
     <w:tmpl w:val="DBC01600"/>
@@ -7688,10 +7916,10 @@
       </w:pPr>
     </w:lvl>
   </w:abstractNum>
-  <w:abstractNum w:abstractNumId="19">
+  <w:abstractNum w:abstractNumId="20">
     <w:nsid w:val="67C95051"/>
     <w:multiLevelType w:val="hybridMultilevel"/>
-    <w:tmpl w:val="1804C8C8"/>
+    <w:tmpl w:val="C8EEC4F0"/>
     <w:lvl w:ilvl="0" w:tplc="08090001">
       <w:start w:val="1"/>
       <w:numFmt w:val="bullet"/>
@@ -7801,7 +8029,7 @@
       </w:rPr>
     </w:lvl>
   </w:abstractNum>
-  <w:abstractNum w:abstractNumId="20">
+  <w:abstractNum w:abstractNumId="21">
     <w:nsid w:val="72C52DE3"/>
     <w:multiLevelType w:val="hybridMultilevel"/>
     <w:tmpl w:val="29109174"/>
@@ -7914,7 +8142,120 @@
       </w:rPr>
     </w:lvl>
   </w:abstractNum>
-  <w:abstractNum w:abstractNumId="21">
+  <w:abstractNum w:abstractNumId="22">
+    <w:nsid w:val="72D81167"/>
+    <w:multiLevelType w:val="hybridMultilevel"/>
+    <w:tmpl w:val="8CE841A0"/>
+    <w:lvl w:ilvl="0" w:tplc="08090001">
+      <w:start w:val="1"/>
+      <w:numFmt w:val="bullet"/>
+      <w:lvlText w:val=""/>
+      <w:lvlJc w:val="left"/>
+      <w:pPr>
+        <w:ind w:left="720" w:hanging="360"/>
+      </w:pPr>
+      <w:rPr>
+        <w:rFonts w:ascii="Symbol" w:hAnsi="Symbol" w:hint="default"/>
+      </w:rPr>
+    </w:lvl>
+    <w:lvl w:ilvl="1" w:tplc="08090003" w:tentative="1">
+      <w:start w:val="1"/>
+      <w:numFmt w:val="bullet"/>
+      <w:lvlText w:val="o"/>
+      <w:lvlJc w:val="left"/>
+      <w:pPr>
+        <w:ind w:left="1440" w:hanging="360"/>
+      </w:pPr>
+      <w:rPr>
+        <w:rFonts w:ascii="Courier New" w:hAnsi="Courier New" w:cs="Courier New" w:hint="default"/>
+      </w:rPr>
+    </w:lvl>
+    <w:lvl w:ilvl="2" w:tplc="08090005" w:tentative="1">
+      <w:start w:val="1"/>
+      <w:numFmt w:val="bullet"/>
+      <w:lvlText w:val=""/>
+      <w:lvlJc w:val="left"/>
+      <w:pPr>
+        <w:ind w:left="2160" w:hanging="360"/>
+      </w:pPr>
+      <w:rPr>
+        <w:rFonts w:ascii="Wingdings" w:hAnsi="Wingdings" w:hint="default"/>
+      </w:rPr>
+    </w:lvl>
+    <w:lvl w:ilvl="3" w:tplc="08090001" w:tentative="1">
+      <w:start w:val="1"/>
+      <w:numFmt w:val="bullet"/>
+      <w:lvlText w:val=""/>
+      <w:lvlJc w:val="left"/>
+      <w:pPr>
+        <w:ind w:left="2880" w:hanging="360"/>
+      </w:pPr>
+      <w:rPr>
+        <w:rFonts w:ascii="Symbol" w:hAnsi="Symbol" w:hint="default"/>
+      </w:rPr>
+    </w:lvl>
+    <w:lvl w:ilvl="4" w:tplc="08090003" w:tentative="1">
+      <w:start w:val="1"/>
+      <w:numFmt w:val="bullet"/>
+      <w:lvlText w:val="o"/>
+      <w:lvlJc w:val="left"/>
+      <w:pPr>
+        <w:ind w:left="3600" w:hanging="360"/>
+      </w:pPr>
+      <w:rPr>
+        <w:rFonts w:ascii="Courier New" w:hAnsi="Courier New" w:cs="Courier New" w:hint="default"/>
+      </w:rPr>
+    </w:lvl>
+    <w:lvl w:ilvl="5" w:tplc="08090005" w:tentative="1">
+      <w:start w:val="1"/>
+      <w:numFmt w:val="bullet"/>
+      <w:lvlText w:val=""/>
+      <w:lvlJc w:val="left"/>
+      <w:pPr>
+        <w:ind w:left="4320" w:hanging="360"/>
+      </w:pPr>
+      <w:rPr>
+        <w:rFonts w:ascii="Wingdings" w:hAnsi="Wingdings" w:hint="default"/>
+      </w:rPr>
+    </w:lvl>
+    <w:lvl w:ilvl="6" w:tplc="08090001" w:tentative="1">
+      <w:start w:val="1"/>
+      <w:numFmt w:val="bullet"/>
+      <w:lvlText w:val=""/>
+      <w:lvlJc w:val="left"/>
+      <w:pPr>
+        <w:ind w:left="5040" w:hanging="360"/>
+      </w:pPr>
+      <w:rPr>
+        <w:rFonts w:ascii="Symbol" w:hAnsi="Symbol" w:hint="default"/>
+      </w:rPr>
+    </w:lvl>
+    <w:lvl w:ilvl="7" w:tplc="08090003" w:tentative="1">
+      <w:start w:val="1"/>
+      <w:numFmt w:val="bullet"/>
+      <w:lvlText w:val="o"/>
+      <w:lvlJc w:val="left"/>
+      <w:pPr>
+        <w:ind w:left="5760" w:hanging="360"/>
+      </w:pPr>
+      <w:rPr>
+        <w:rFonts w:ascii="Courier New" w:hAnsi="Courier New" w:cs="Courier New" w:hint="default"/>
+      </w:rPr>
+    </w:lvl>
+    <w:lvl w:ilvl="8" w:tplc="08090005" w:tentative="1">
+      <w:start w:val="1"/>
+      <w:numFmt w:val="bullet"/>
+      <w:lvlText w:val=""/>
+      <w:lvlJc w:val="left"/>
+      <w:pPr>
+        <w:ind w:left="6480" w:hanging="360"/>
+      </w:pPr>
+      <w:rPr>
+        <w:rFonts w:ascii="Wingdings" w:hAnsi="Wingdings" w:hint="default"/>
+      </w:rPr>
+    </w:lvl>
+  </w:abstractNum>
+  <w:abstractNum w:abstractNumId="23">
     <w:nsid w:val="77B47D33"/>
     <w:multiLevelType w:val="hybridMultilevel"/>
     <w:tmpl w:val="AA146E8C"/>
@@ -8027,7 +8368,7 @@
       </w:rPr>
     </w:lvl>
   </w:abstractNum>
-  <w:abstractNum w:abstractNumId="22">
+  <w:abstractNum w:abstractNumId="24">
     <w:nsid w:val="7DAB54F1"/>
     <w:multiLevelType w:val="hybridMultilevel"/>
     <w:tmpl w:val="B7A2471E"/>
@@ -8140,7 +8481,7 @@
       </w:rPr>
     </w:lvl>
   </w:abstractNum>
-  <w:abstractNum w:abstractNumId="23">
+  <w:abstractNum w:abstractNumId="25">
     <w:nsid w:val="7F6475FB"/>
     <w:multiLevelType w:val="hybridMultilevel"/>
     <w:tmpl w:val="CD608B4E"/>
@@ -8263,10 +8604,10 @@
     <w:abstractNumId w:val="5"/>
   </w:num>
   <w:num w:numId="4">
-    <w:abstractNumId w:val="18"/>
+    <w:abstractNumId w:val="19"/>
   </w:num>
   <w:num w:numId="5">
-    <w:abstractNumId w:val="20"/>
+    <w:abstractNumId w:val="21"/>
   </w:num>
   <w:num w:numId="6">
     <w:abstractNumId w:val="13"/>
@@ -8278,16 +8619,16 @@
     <w:abstractNumId w:val="6"/>
   </w:num>
   <w:num w:numId="9">
+    <w:abstractNumId w:val="25"/>
+  </w:num>
+  <w:num w:numId="10">
     <w:abstractNumId w:val="23"/>
   </w:num>
-  <w:num w:numId="10">
-    <w:abstractNumId w:val="21"/>
-  </w:num>
   <w:num w:numId="11">
-    <w:abstractNumId w:val="22"/>
+    <w:abstractNumId w:val="24"/>
   </w:num>
   <w:num w:numId="12">
-    <w:abstractNumId w:val="19"/>
+    <w:abstractNumId w:val="20"/>
   </w:num>
   <w:num w:numId="13">
     <w:abstractNumId w:val="9"/>
@@ -8296,19 +8637,19 @@
     <w:abstractNumId w:val="10"/>
   </w:num>
   <w:num w:numId="15">
-    <w:abstractNumId w:val="17"/>
+    <w:abstractNumId w:val="18"/>
   </w:num>
   <w:num w:numId="16">
     <w:abstractNumId w:val="7"/>
   </w:num>
   <w:num w:numId="17">
-    <w:abstractNumId w:val="15"/>
+    <w:abstractNumId w:val="16"/>
   </w:num>
   <w:num w:numId="18">
     <w:abstractNumId w:val="1"/>
   </w:num>
   <w:num w:numId="19">
-    <w:abstractNumId w:val="14"/>
+    <w:abstractNumId w:val="15"/>
   </w:num>
   <w:num w:numId="20">
     <w:abstractNumId w:val="0"/>
@@ -8323,7 +8664,13 @@
     <w:abstractNumId w:val="2"/>
   </w:num>
   <w:num w:numId="24">
-    <w:abstractNumId w:val="16"/>
+    <w:abstractNumId w:val="17"/>
+  </w:num>
+  <w:num w:numId="25">
+    <w:abstractNumId w:val="22"/>
+  </w:num>
+  <w:num w:numId="26">
+    <w:abstractNumId w:val="14"/>
   </w:num>
   <w:numIdMacAtCleanup w:val="18"/>
 </w:numbering>
@@ -9461,7 +9808,7 @@
 </file>
 
 <file path=customXml/itemProps2.xml><?xml version="1.0" encoding="utf-8"?>
-<ds:datastoreItem xmlns:ds="http://schemas.openxmlformats.org/officeDocument/2006/customXml" ds:itemID="{BDE49B75-6024-4A2E-B638-86C2AB677D8B}">
+<ds:datastoreItem xmlns:ds="http://schemas.openxmlformats.org/officeDocument/2006/customXml" ds:itemID="{4127600C-232F-4E82-AF85-8CE1D4D76A75}">
   <ds:schemaRefs>
     <ds:schemaRef ds:uri="http://schemas.openxmlformats.org/officeDocument/2006/bibliography"/>
   </ds:schemaRefs>
